--- a/Cover Letter.docx
+++ b/Cover Letter.docx
@@ -19,12 +19,22 @@
       <w:proofErr w:type="spellEnd"/>
       <w:proofErr w:type="gramEnd"/>
       <w:r>
-        <w:t xml:space="preserve"> student with hands-on experience in Java, Spring Boot, Spring Security, REST APIs, microservices, SQL, PostgreSQL, React.js, and Hibernate. I am passionate about building scalable backend systems and solving problems through clean and efficient code.</w:t>
+        <w:t xml:space="preserve"> student with </w:t>
+      </w:r>
+      <w:r>
+        <w:rPr>
+          <w:b/>
+          <w:bCs/>
+        </w:rPr>
+        <w:t>approximately one year of hands-on experience in Java Full Stack Development</w:t>
+      </w:r>
+      <w:r>
+        <w:t>. I have experience working with Java, Spring Boot, Spring Security, REST APIs, microservices, SQL, PostgreSQL, React.js, and Hibernate. I am passionate about building scalable applications and solving problems through clean and efficient code.</w:t>
       </w:r>
     </w:p>
     <w:p>
       <w:r>
-        <w:t xml:space="preserve">During my internship at </w:t>
+        <w:t xml:space="preserve">During my experience at </w:t>
       </w:r>
       <w:proofErr w:type="spellStart"/>
       <w:r>
@@ -32,22 +42,32 @@
       </w:r>
       <w:proofErr w:type="spellEnd"/>
       <w:r>
-        <w:t>, I gained practical exposure to software development and enterprise application development. I have also worked on several projects involving Spring Boot and microservices, including an e-commerce application where I developed services for products, carts, orders, and authentication. I implemented JWT-based authentication and authorization, RESTful APIs, database integration using JPA/Hibernate, and service-to-service communication using Feign clients.</w:t>
+        <w:t>, I gained practical exposure to software development and enterprise application development. I have also worked on several projects using Spring Boot and microservices. In my e-commerce application, I developed services for product management, shopping carts, orders, and user authentication. I implemented JWT-based authentication and authorization, RESTful APIs, JPA/Hibernate-based database integration, and service-to-service communication using Feign clients.</w:t>
       </w:r>
     </w:p>
     <w:p>
       <w:r>
-        <w:t>I have also developed a real-time chat application using Spring Boot, Spring Security, WebSocket/STOMP, React.js, PostgreSQL, and JWT authentication. These projects strengthened my understanding of backend development, API design, database management, authentication, and distributed application architecture.</w:t>
+        <w:t>Additionally, I developed a real-time chat application using Spring Boot, Spring Security, WebSocket/STOMP, React.js, PostgreSQL, and JWT authentication. These projects strengthened my understanding of backend development, API design, database management, security, and distributed application architecture.</w:t>
       </w:r>
     </w:p>
     <w:p>
       <w:r>
-        <w:t>Along with development skills, I regularly practice Data Structures and Algorithms and continuously improve my problem-solving abilities. I am a quick learner, comfortable working with new technologies, and eager to contribute to a team while continuing to grow as a software engineer.</w:t>
+        <w:t>Alongside my development experience, I regularly practice Data Structures and Algorithms to strengthen my problem-solving skills. I am a quick learner, comfortable working with new technologies, and eager to contribute to a collaborative engineering team while continuing to grow as a software engineer.</w:t>
       </w:r>
     </w:p>
     <w:p>
       <w:r>
-        <w:t>I would appreciate the opportunity to discuss how my technical skills and project experience can contribute to your organization. Thank you for considering my application. I look forward to hearing from you.</w:t>
+        <w:t xml:space="preserve">I would appreciate the opportunity to discuss how my </w:t>
+      </w:r>
+      <w:r>
+        <w:rPr>
+          <w:b/>
+          <w:bCs/>
+        </w:rPr>
+        <w:t>one year of hands-on experience</w:t>
+      </w:r>
+      <w:r>
+        <w:t>, technical skills, and project work can contribute to your organization. Thank you for considering my application. I look forward to hearing from you.</w:t>
       </w:r>
     </w:p>
     <w:p>
@@ -59,13 +79,7 @@
         <w:t>Manoj Kasu</w:t>
       </w:r>
     </w:p>
-    <w:p>
-      <w:pPr>
-        <w:rPr>
-          <w:lang w:val="en-US"/>
-        </w:rPr>
-      </w:pPr>
-    </w:p>
+    <w:p/>
     <w:sectPr>
       <w:pgSz w:w="11906" w:h="16838"/>
       <w:pgMar w:top="1440" w:right="1440" w:bottom="1440" w:left="1440" w:header="708" w:footer="708" w:gutter="0"/>
